--- a/docs/HireIQ_QA_Test_Plan_v1.3.docx
+++ b/docs/HireIQ_QA_Test_Plan_v1.3.docx
@@ -4200,6 +4200,9 @@
             <w:pPr>
               <w:spacing w:before="80" w:after="80"/>
             </w:pPr>
+            <w:r>
+              <w:t>Pass</w:t>
+            </w:r>
           </w:p>
           <w:p>
             <w:pPr>
@@ -4248,6 +4251,9 @@
             <w:pPr>
               <w:spacing w:before="80" w:after="80"/>
             </w:pPr>
+            <w:r>
+              <w:t>2778b53</w:t>
+            </w:r>
           </w:p>
           <w:p>
             <w:pPr>
@@ -6536,6 +6542,9 @@
             <w:pPr>
               <w:spacing w:before="80" w:after="80"/>
             </w:pPr>
+            <w:r>
+              <w:t>Pass</w:t>
+            </w:r>
           </w:p>
           <w:p>
             <w:pPr>
@@ -6564,6 +6573,9 @@
             <w:pPr>
               <w:spacing w:before="80" w:after="80"/>
             </w:pPr>
+            <w:r>
+              <w:t>2778b53</w:t>
+            </w:r>
           </w:p>
           <w:p>
             <w:pPr>
@@ -6821,6 +6833,9 @@
             <w:pPr>
               <w:spacing w:before="80" w:after="80"/>
             </w:pPr>
+            <w:r>
+              <w:t>Pass</w:t>
+            </w:r>
           </w:p>
           <w:p>
             <w:pPr>
@@ -6849,6 +6864,9 @@
             <w:pPr>
               <w:spacing w:before="80" w:after="80"/>
             </w:pPr>
+            <w:r>
+              <w:t>2778b53</w:t>
+            </w:r>
           </w:p>
           <w:p>
             <w:pPr>
@@ -7115,6 +7133,9 @@
             <w:pPr>
               <w:spacing w:before="80" w:after="80"/>
             </w:pPr>
+            <w:r>
+              <w:t>Pass</w:t>
+            </w:r>
           </w:p>
           <w:p>
             <w:pPr>
@@ -7148,6 +7169,9 @@
             <w:pPr>
               <w:spacing w:before="80" w:after="80"/>
             </w:pPr>
+            <w:r>
+              <w:t>2778b53</w:t>
+            </w:r>
           </w:p>
           <w:p>
             <w:pPr>
@@ -14727,6 +14751,9 @@
             <w:pPr>
               <w:spacing w:before="80" w:after="80"/>
             </w:pPr>
+            <w:r>
+              <w:t>Pass</w:t>
+            </w:r>
           </w:p>
         </w:tc>
         <w:tc>
@@ -14750,6 +14777,9 @@
             <w:pPr>
               <w:spacing w:before="80" w:after="80"/>
             </w:pPr>
+            <w:r>
+              <w:t>2778b53</w:t>
+            </w:r>
           </w:p>
         </w:tc>
       </w:tr>
@@ -21108,6 +21138,9 @@
             <w:pPr>
               <w:spacing w:before="80" w:after="80"/>
             </w:pPr>
+            <w:r>
+              <w:t>Pass</w:t>
+            </w:r>
           </w:p>
           <w:p>
             <w:pPr>
@@ -21141,6 +21174,9 @@
             <w:pPr>
               <w:spacing w:before="80" w:after="80"/>
             </w:pPr>
+            <w:r>
+              <w:t>2778b53</w:t>
+            </w:r>
           </w:p>
           <w:p>
             <w:pPr>

--- a/docs/HireIQ_QA_Test_Plan_v1.3.docx
+++ b/docs/HireIQ_QA_Test_Plan_v1.3.docx
@@ -10329,6 +10329,9 @@
             <w:pPr>
               <w:spacing w:before="80" w:after="80"/>
             </w:pPr>
+            <w:r>
+              <w:t>Pass</w:t>
+            </w:r>
           </w:p>
         </w:tc>
         <w:tc>
@@ -10352,6 +10355,9 @@
             <w:pPr>
               <w:spacing w:before="80" w:after="80"/>
             </w:pPr>
+            <w:r>
+              <w:t>1aac4d6</w:t>
+            </w:r>
           </w:p>
         </w:tc>
       </w:tr>
@@ -10562,6 +10568,9 @@
             <w:pPr>
               <w:spacing w:before="80" w:after="80"/>
             </w:pPr>
+            <w:r>
+              <w:t>Pass</w:t>
+            </w:r>
           </w:p>
         </w:tc>
         <w:tc>
@@ -10585,6 +10594,9 @@
             <w:pPr>
               <w:spacing w:before="80" w:after="80"/>
             </w:pPr>
+            <w:r>
+              <w:t>1aac4d6</w:t>
+            </w:r>
           </w:p>
         </w:tc>
       </w:tr>
@@ -12958,6 +12970,9 @@
             <w:pPr>
               <w:spacing w:before="80" w:after="80"/>
             </w:pPr>
+            <w:r>
+              <w:t>Partial (rename ✓; history query in Sprint 4)</w:t>
+            </w:r>
           </w:p>
           <w:p>
             <w:pPr>
@@ -12986,6 +13001,9 @@
             <w:pPr>
               <w:spacing w:before="80" w:after="80"/>
             </w:pPr>
+            <w:r>
+              <w:t>1aac4d6</w:t>
+            </w:r>
           </w:p>
           <w:p>
             <w:pPr>
@@ -20848,6 +20866,9 @@
             <w:pPr>
               <w:spacing w:before="80" w:after="80"/>
             </w:pPr>
+            <w:r>
+              <w:t>Pass</w:t>
+            </w:r>
           </w:p>
           <w:p>
             <w:pPr>
@@ -20876,6 +20897,9 @@
             <w:pPr>
               <w:spacing w:before="80" w:after="80"/>
             </w:pPr>
+            <w:r>
+              <w:t>1aac4d6</w:t>
+            </w:r>
           </w:p>
           <w:p>
             <w:pPr>

--- a/docs/HireIQ_QA_Test_Plan_v1.3.docx
+++ b/docs/HireIQ_QA_Test_Plan_v1.3.docx
@@ -7393,6 +7393,9 @@
             <w:pPr>
               <w:spacing w:before="80" w:after="80"/>
             </w:pPr>
+            <w:r>
+              <w:t>Pass</w:t>
+            </w:r>
           </w:p>
         </w:tc>
         <w:tc>
@@ -7416,6 +7419,9 @@
             <w:pPr>
               <w:spacing w:before="80" w:after="80"/>
             </w:pPr>
+            <w:r>
+              <w:t>2778b53,e640cc5</w:t>
+            </w:r>
           </w:p>
         </w:tc>
       </w:tr>
@@ -18393,6 +18399,9 @@
             <w:pPr>
               <w:spacing w:before="80" w:after="80"/>
             </w:pPr>
+            <w:r>
+              <w:t>Pass</w:t>
+            </w:r>
           </w:p>
           <w:p>
             <w:pPr>
@@ -18431,6 +18440,9 @@
             <w:pPr>
               <w:spacing w:before="80" w:after="80"/>
             </w:pPr>
+            <w:r>
+              <w:t>e640cc5</w:t>
+            </w:r>
           </w:p>
           <w:p>
             <w:pPr>
@@ -18653,6 +18665,9 @@
             <w:pPr>
               <w:spacing w:before="80" w:after="80"/>
             </w:pPr>
+            <w:r>
+              <w:t>Pass</w:t>
+            </w:r>
           </w:p>
         </w:tc>
         <w:tc>
@@ -18676,6 +18691,9 @@
             <w:pPr>
               <w:spacing w:before="80" w:after="80"/>
             </w:pPr>
+            <w:r>
+              <w:t>e640cc5</w:t>
+            </w:r>
           </w:p>
         </w:tc>
       </w:tr>
@@ -19731,6 +19749,9 @@
             <w:pPr>
               <w:spacing w:before="80" w:after="80"/>
             </w:pPr>
+            <w:r>
+              <w:t>Pass</w:t>
+            </w:r>
           </w:p>
         </w:tc>
         <w:tc>
@@ -19754,6 +19775,9 @@
             <w:pPr>
               <w:spacing w:before="80" w:after="80"/>
             </w:pPr>
+            <w:r>
+              <w:t>e640cc5</w:t>
+            </w:r>
           </w:p>
         </w:tc>
       </w:tr>
@@ -21651,6 +21675,9 @@
             <w:pPr>
               <w:spacing w:before="80" w:after="80"/>
             </w:pPr>
+            <w:r>
+              <w:t>Pass</w:t>
+            </w:r>
           </w:p>
         </w:tc>
         <w:tc>
@@ -21674,6 +21701,9 @@
             <w:pPr>
               <w:spacing w:before="80" w:after="80"/>
             </w:pPr>
+            <w:r>
+              <w:t>e640cc5</w:t>
+            </w:r>
           </w:p>
         </w:tc>
       </w:tr>

--- a/docs/HireIQ_QA_Test_Plan_v1.3.docx
+++ b/docs/HireIQ_QA_Test_Plan_v1.3.docx
@@ -11940,6 +11940,9 @@
             <w:pPr>
               <w:spacing w:before="80" w:after="80"/>
             </w:pPr>
+            <w:r>
+              <w:t>Pass</w:t>
+            </w:r>
           </w:p>
         </w:tc>
         <w:tc>
@@ -11963,6 +11966,9 @@
             <w:pPr>
               <w:spacing w:before="80" w:after="80"/>
             </w:pPr>
+            <w:r>
+              <w:t>1879d8e</w:t>
+            </w:r>
           </w:p>
         </w:tc>
       </w:tr>
@@ -12977,7 +12983,7 @@
               <w:spacing w:before="80" w:after="80"/>
             </w:pPr>
             <w:r>
-              <w:t>Partial (rename ✓; history query in Sprint 4)</w:t>
+              <w:t>Pass</w:t>
             </w:r>
           </w:p>
           <w:p>
@@ -13008,7 +13014,7 @@
               <w:spacing w:before="80" w:after="80"/>
             </w:pPr>
             <w:r>
-              <w:t>1aac4d6</w:t>
+              <w:t>1aac4d6,1879d8e</w:t>
             </w:r>
           </w:p>
           <w:p>
@@ -19485,6 +19491,9 @@
             <w:pPr>
               <w:spacing w:before="80" w:after="80"/>
             </w:pPr>
+            <w:r>
+              <w:t>Partial (a.i + b ✓; a.iii in Sprint 5; c deferred Phase 7)</w:t>
+            </w:r>
           </w:p>
           <w:p>
             <w:pPr>
@@ -19523,6 +19532,9 @@
             <w:pPr>
               <w:spacing w:before="80" w:after="80"/>
             </w:pPr>
+            <w:r>
+              <w:t>2778b53,1879d8e</w:t>
+            </w:r>
           </w:p>
           <w:p>
             <w:pPr>

--- a/docs/HireIQ_QA_Test_Plan_v1.3.docx
+++ b/docs/HireIQ_QA_Test_Plan_v1.3.docx
@@ -4486,6 +4486,9 @@
             <w:pPr>
               <w:spacing w:before="80" w:after="80"/>
             </w:pPr>
+            <w:r>
+              <w:t>Pass</w:t>
+            </w:r>
           </w:p>
         </w:tc>
         <w:tc>
@@ -4509,6 +4512,9 @@
             <w:pPr>
               <w:spacing w:before="80" w:after="80"/>
             </w:pPr>
+            <w:r>
+              <w:t>pre-v1.11.0</w:t>
+            </w:r>
           </w:p>
         </w:tc>
       </w:tr>
@@ -4716,6 +4722,9 @@
             <w:pPr>
               <w:spacing w:before="80" w:after="80"/>
             </w:pPr>
+            <w:r>
+              <w:t>Pass</w:t>
+            </w:r>
           </w:p>
         </w:tc>
         <w:tc>
@@ -4739,6 +4748,9 @@
             <w:pPr>
               <w:spacing w:before="80" w:after="80"/>
             </w:pPr>
+            <w:r>
+              <w:t>pre-v1.11.0</w:t>
+            </w:r>
           </w:p>
         </w:tc>
       </w:tr>
@@ -4946,6 +4958,9 @@
             <w:pPr>
               <w:spacing w:before="80" w:after="80"/>
             </w:pPr>
+            <w:r>
+              <w:t>Pass</w:t>
+            </w:r>
           </w:p>
         </w:tc>
         <w:tc>
@@ -4969,6 +4984,9 @@
             <w:pPr>
               <w:spacing w:before="80" w:after="80"/>
             </w:pPr>
+            <w:r>
+              <w:t>pre-v1.11.0</w:t>
+            </w:r>
           </w:p>
         </w:tc>
       </w:tr>
@@ -5176,6 +5194,9 @@
             <w:pPr>
               <w:spacing w:before="80" w:after="80"/>
             </w:pPr>
+            <w:r>
+              <w:t>Pass</w:t>
+            </w:r>
           </w:p>
         </w:tc>
         <w:tc>
@@ -5199,6 +5220,9 @@
             <w:pPr>
               <w:spacing w:before="80" w:after="80"/>
             </w:pPr>
+            <w:r>
+              <w:t>pre-v1.11.0</w:t>
+            </w:r>
           </w:p>
         </w:tc>
       </w:tr>
@@ -5407,6 +5431,9 @@
             <w:pPr>
               <w:spacing w:before="80" w:after="80"/>
             </w:pPr>
+            <w:r>
+              <w:t>Pass</w:t>
+            </w:r>
           </w:p>
         </w:tc>
         <w:tc>
@@ -5430,6 +5457,9 @@
             <w:pPr>
               <w:spacing w:before="80" w:after="80"/>
             </w:pPr>
+            <w:r>
+              <w:t>pre-v1.11.0</w:t>
+            </w:r>
           </w:p>
         </w:tc>
       </w:tr>
@@ -6037,6 +6067,9 @@
             <w:pPr>
               <w:spacing w:before="80" w:after="80"/>
             </w:pPr>
+            <w:r>
+              <w:t>Pass</w:t>
+            </w:r>
           </w:p>
         </w:tc>
         <w:tc>
@@ -6060,6 +6093,9 @@
             <w:pPr>
               <w:spacing w:before="80" w:after="80"/>
             </w:pPr>
+            <w:r>
+              <w:t>pre-v1.11.0</w:t>
+            </w:r>
           </w:p>
         </w:tc>
       </w:tr>
@@ -6267,6 +6303,9 @@
             <w:pPr>
               <w:spacing w:before="80" w:after="80"/>
             </w:pPr>
+            <w:r>
+              <w:t>Pass</w:t>
+            </w:r>
           </w:p>
         </w:tc>
         <w:tc>
@@ -6290,6 +6329,9 @@
             <w:pPr>
               <w:spacing w:before="80" w:after="80"/>
             </w:pPr>
+            <w:r>
+              <w:t>pre-v1.11.0</w:t>
+            </w:r>
           </w:p>
         </w:tc>
       </w:tr>
@@ -7629,6 +7671,9 @@
             <w:pPr>
               <w:spacing w:before="80" w:after="80"/>
             </w:pPr>
+            <w:r>
+              <w:t>Pass</w:t>
+            </w:r>
           </w:p>
         </w:tc>
         <w:tc>
@@ -7652,6 +7697,9 @@
             <w:pPr>
               <w:spacing w:before="80" w:after="80"/>
             </w:pPr>
+            <w:r>
+              <w:t>pre-v1.11.0</w:t>
+            </w:r>
           </w:p>
         </w:tc>
       </w:tr>
@@ -7859,6 +7907,9 @@
             <w:pPr>
               <w:spacing w:before="80" w:after="80"/>
             </w:pPr>
+            <w:r>
+              <w:t>Pass</w:t>
+            </w:r>
           </w:p>
         </w:tc>
         <w:tc>
@@ -7882,6 +7933,9 @@
             <w:pPr>
               <w:spacing w:before="80" w:after="80"/>
             </w:pPr>
+            <w:r>
+              <w:t>pre-v1.11.0</w:t>
+            </w:r>
           </w:p>
         </w:tc>
       </w:tr>
@@ -8489,6 +8543,9 @@
             <w:pPr>
               <w:spacing w:before="80" w:after="80"/>
             </w:pPr>
+            <w:r>
+              <w:t>Pass</w:t>
+            </w:r>
           </w:p>
         </w:tc>
         <w:tc>
@@ -8512,6 +8569,9 @@
             <w:pPr>
               <w:spacing w:before="80" w:after="80"/>
             </w:pPr>
+            <w:r>
+              <w:t>pre-v1.11.0</w:t>
+            </w:r>
           </w:p>
         </w:tc>
       </w:tr>
@@ -8719,6 +8779,9 @@
             <w:pPr>
               <w:spacing w:before="80" w:after="80"/>
             </w:pPr>
+            <w:r>
+              <w:t>Pass</w:t>
+            </w:r>
           </w:p>
         </w:tc>
         <w:tc>
@@ -8742,6 +8805,9 @@
             <w:pPr>
               <w:spacing w:before="80" w:after="80"/>
             </w:pPr>
+            <w:r>
+              <w:t>pre-v1.11.0</w:t>
+            </w:r>
           </w:p>
         </w:tc>
       </w:tr>
@@ -8952,6 +9018,9 @@
             <w:pPr>
               <w:spacing w:before="80" w:after="80"/>
             </w:pPr>
+            <w:r>
+              <w:t>Pass</w:t>
+            </w:r>
           </w:p>
         </w:tc>
         <w:tc>
@@ -8975,6 +9044,9 @@
             <w:pPr>
               <w:spacing w:before="80" w:after="80"/>
             </w:pPr>
+            <w:r>
+              <w:t>pre-v1.11.0</w:t>
+            </w:r>
           </w:p>
         </w:tc>
       </w:tr>
@@ -9182,6 +9254,9 @@
             <w:pPr>
               <w:spacing w:before="80" w:after="80"/>
             </w:pPr>
+            <w:r>
+              <w:t>Pass</w:t>
+            </w:r>
           </w:p>
         </w:tc>
         <w:tc>
@@ -9205,6 +9280,9 @@
             <w:pPr>
               <w:spacing w:before="80" w:after="80"/>
             </w:pPr>
+            <w:r>
+              <w:t>pre-v1.11.0</w:t>
+            </w:r>
           </w:p>
         </w:tc>
       </w:tr>
@@ -9412,6 +9490,9 @@
             <w:pPr>
               <w:spacing w:before="80" w:after="80"/>
             </w:pPr>
+            <w:r>
+              <w:t>Pass</w:t>
+            </w:r>
           </w:p>
         </w:tc>
         <w:tc>
@@ -9435,6 +9516,9 @@
             <w:pPr>
               <w:spacing w:before="80" w:after="80"/>
             </w:pPr>
+            <w:r>
+              <w:t>pre-v1.11.0</w:t>
+            </w:r>
           </w:p>
         </w:tc>
       </w:tr>
@@ -9642,6 +9726,9 @@
             <w:pPr>
               <w:spacing w:before="80" w:after="80"/>
             </w:pPr>
+            <w:r>
+              <w:t>Pass</w:t>
+            </w:r>
           </w:p>
         </w:tc>
         <w:tc>
@@ -9665,6 +9752,9 @@
             <w:pPr>
               <w:spacing w:before="80" w:after="80"/>
             </w:pPr>
+            <w:r>
+              <w:t>pre-v1.11.0</w:t>
+            </w:r>
           </w:p>
         </w:tc>
       </w:tr>
@@ -9872,6 +9962,9 @@
             <w:pPr>
               <w:spacing w:before="80" w:after="80"/>
             </w:pPr>
+            <w:r>
+              <w:t>Pass</w:t>
+            </w:r>
           </w:p>
         </w:tc>
         <w:tc>
@@ -9895,6 +9988,9 @@
             <w:pPr>
               <w:spacing w:before="80" w:after="80"/>
             </w:pPr>
+            <w:r>
+              <w:t>pre-v1.11.0</w:t>
+            </w:r>
           </w:p>
         </w:tc>
       </w:tr>
@@ -10102,6 +10198,9 @@
             <w:pPr>
               <w:spacing w:before="80" w:after="80"/>
             </w:pPr>
+            <w:r>
+              <w:t>Pass</w:t>
+            </w:r>
           </w:p>
         </w:tc>
         <w:tc>
@@ -10125,6 +10224,9 @@
             <w:pPr>
               <w:spacing w:before="80" w:after="80"/>
             </w:pPr>
+            <w:r>
+              <w:t>pre-v1.11.0</w:t>
+            </w:r>
           </w:p>
         </w:tc>
       </w:tr>
@@ -11210,6 +11312,9 @@
             <w:pPr>
               <w:spacing w:before="80" w:after="80"/>
             </w:pPr>
+            <w:r>
+              <w:t>Pass</w:t>
+            </w:r>
           </w:p>
         </w:tc>
         <w:tc>
@@ -11233,6 +11338,9 @@
             <w:pPr>
               <w:spacing w:before="80" w:after="80"/>
             </w:pPr>
+            <w:r>
+              <w:t>pre-v1.11.0</w:t>
+            </w:r>
           </w:p>
         </w:tc>
       </w:tr>
@@ -11440,6 +11548,9 @@
             <w:pPr>
               <w:spacing w:before="80" w:after="80"/>
             </w:pPr>
+            <w:r>
+              <w:t>Pass</w:t>
+            </w:r>
           </w:p>
         </w:tc>
         <w:tc>
@@ -11463,6 +11574,9 @@
             <w:pPr>
               <w:spacing w:before="80" w:after="80"/>
             </w:pPr>
+            <w:r>
+              <w:t>pre-v1.11.0</w:t>
+            </w:r>
           </w:p>
         </w:tc>
       </w:tr>
@@ -11707,6 +11821,9 @@
             <w:pPr>
               <w:spacing w:before="80" w:after="80"/>
             </w:pPr>
+            <w:r>
+              <w:t>Pass</w:t>
+            </w:r>
           </w:p>
         </w:tc>
         <w:tc>
@@ -11730,6 +11847,9 @@
             <w:pPr>
               <w:spacing w:before="80" w:after="80"/>
             </w:pPr>
+            <w:r>
+              <w:t>2778b53,625a152</w:t>
+            </w:r>
           </w:p>
         </w:tc>
       </w:tr>
@@ -12223,19 +12343,9 @@
             </w:tcMar>
           </w:tcPr>
           <w:p>
-            <w:pPr>
-              <w:spacing w:before="80" w:after="80"/>
-            </w:pPr>
-          </w:p>
-          <w:p>
-            <w:pPr>
-              <w:spacing w:before="80" w:after="80"/>
-            </w:pPr>
-          </w:p>
-          <w:p>
-            <w:pPr>
-              <w:spacing w:before="80" w:after="80"/>
-            </w:pPr>
+            <w:r>
+              <w:t>Pass</w:t>
+            </w:r>
           </w:p>
         </w:tc>
         <w:tc>
@@ -12256,19 +12366,9 @@
             </w:tcMar>
           </w:tcPr>
           <w:p>
-            <w:pPr>
-              <w:spacing w:before="80" w:after="80"/>
-            </w:pPr>
-          </w:p>
-          <w:p>
-            <w:pPr>
-              <w:spacing w:before="80" w:after="80"/>
-            </w:pPr>
-          </w:p>
-          <w:p>
-            <w:pPr>
-              <w:spacing w:before="80" w:after="80"/>
-            </w:pPr>
+            <w:r>
+              <w:t>625a152</w:t>
+            </w:r>
           </w:p>
         </w:tc>
       </w:tr>
@@ -12476,6 +12576,9 @@
             <w:pPr>
               <w:spacing w:before="80" w:after="80"/>
             </w:pPr>
+            <w:r>
+              <w:t>Pass</w:t>
+            </w:r>
           </w:p>
         </w:tc>
         <w:tc>
@@ -12499,6 +12602,9 @@
             <w:pPr>
               <w:spacing w:before="80" w:after="80"/>
             </w:pPr>
+            <w:r>
+              <w:t>pre-v1.11.0</w:t>
+            </w:r>
           </w:p>
         </w:tc>
       </w:tr>
@@ -12707,6 +12813,9 @@
             <w:pPr>
               <w:spacing w:before="80" w:after="80"/>
             </w:pPr>
+            <w:r>
+              <w:t>Pass</w:t>
+            </w:r>
           </w:p>
         </w:tc>
         <w:tc>
@@ -12730,6 +12839,9 @@
             <w:pPr>
               <w:spacing w:before="80" w:after="80"/>
             </w:pPr>
+            <w:r>
+              <w:t>pre-v1.11.0</w:t>
+            </w:r>
           </w:p>
         </w:tc>
       </w:tr>
@@ -13628,6 +13740,9 @@
             <w:pPr>
               <w:spacing w:before="80" w:after="80"/>
             </w:pPr>
+            <w:r>
+              <w:t>Pass</w:t>
+            </w:r>
           </w:p>
         </w:tc>
         <w:tc>
@@ -13651,6 +13766,9 @@
             <w:pPr>
               <w:spacing w:before="80" w:after="80"/>
             </w:pPr>
+            <w:r>
+              <w:t>pre-v1.11.0</w:t>
+            </w:r>
           </w:p>
         </w:tc>
       </w:tr>
@@ -13858,6 +13976,9 @@
             <w:pPr>
               <w:spacing w:before="80" w:after="80"/>
             </w:pPr>
+            <w:r>
+              <w:t>Pass</w:t>
+            </w:r>
           </w:p>
         </w:tc>
         <w:tc>
@@ -13881,6 +14002,9 @@
             <w:pPr>
               <w:spacing w:before="80" w:after="80"/>
             </w:pPr>
+            <w:r>
+              <w:t>pre-v1.11.0</w:t>
+            </w:r>
           </w:p>
         </w:tc>
       </w:tr>
@@ -14088,6 +14212,9 @@
             <w:pPr>
               <w:spacing w:before="80" w:after="80"/>
             </w:pPr>
+            <w:r>
+              <w:t>Pass (verified)</w:t>
+            </w:r>
           </w:p>
         </w:tc>
         <w:tc>
@@ -14111,6 +14238,9 @@
             <w:pPr>
               <w:spacing w:before="80" w:after="80"/>
             </w:pPr>
+            <w:r>
+              <w:t>pre-v1.11.0</w:t>
+            </w:r>
           </w:p>
         </w:tc>
       </w:tr>
@@ -14318,6 +14448,9 @@
             <w:pPr>
               <w:spacing w:before="80" w:after="80"/>
             </w:pPr>
+            <w:r>
+              <w:t>Pass</w:t>
+            </w:r>
           </w:p>
         </w:tc>
         <w:tc>
@@ -14341,6 +14474,9 @@
             <w:pPr>
               <w:spacing w:before="80" w:after="80"/>
             </w:pPr>
+            <w:r>
+              <w:t>pre-v1.11.0</w:t>
+            </w:r>
           </w:p>
         </w:tc>
       </w:tr>
@@ -14548,6 +14684,9 @@
             <w:pPr>
               <w:spacing w:before="80" w:after="80"/>
             </w:pPr>
+            <w:r>
+              <w:t>Pass</w:t>
+            </w:r>
           </w:p>
         </w:tc>
         <w:tc>
@@ -14571,6 +14710,9 @@
             <w:pPr>
               <w:spacing w:before="80" w:after="80"/>
             </w:pPr>
+            <w:r>
+              <w:t>pre-v1.11.0</w:t>
+            </w:r>
           </w:p>
         </w:tc>
       </w:tr>
@@ -15017,6 +15159,9 @@
             <w:pPr>
               <w:spacing w:before="80" w:after="80"/>
             </w:pPr>
+            <w:r>
+              <w:t>Pass</w:t>
+            </w:r>
           </w:p>
         </w:tc>
         <w:tc>
@@ -15040,6 +15185,9 @@
             <w:pPr>
               <w:spacing w:before="80" w:after="80"/>
             </w:pPr>
+            <w:r>
+              <w:t>pre-v1.11.0</w:t>
+            </w:r>
           </w:p>
         </w:tc>
       </w:tr>
@@ -15247,6 +15395,9 @@
             <w:pPr>
               <w:spacing w:before="80" w:after="80"/>
             </w:pPr>
+            <w:r>
+              <w:t>Pass</w:t>
+            </w:r>
           </w:p>
         </w:tc>
         <w:tc>
@@ -15270,6 +15421,9 @@
             <w:pPr>
               <w:spacing w:before="80" w:after="80"/>
             </w:pPr>
+            <w:r>
+              <w:t>pre-v1.11.0</w:t>
+            </w:r>
           </w:p>
         </w:tc>
       </w:tr>
@@ -15477,6 +15631,9 @@
             <w:pPr>
               <w:spacing w:before="80" w:after="80"/>
             </w:pPr>
+            <w:r>
+              <w:t>Pass</w:t>
+            </w:r>
           </w:p>
         </w:tc>
         <w:tc>
@@ -15500,6 +15657,9 @@
             <w:pPr>
               <w:spacing w:before="80" w:after="80"/>
             </w:pPr>
+            <w:r>
+              <w:t>pre-v1.11.0</w:t>
+            </w:r>
           </w:p>
         </w:tc>
       </w:tr>
@@ -16107,6 +16267,9 @@
             <w:pPr>
               <w:spacing w:before="80" w:after="80"/>
             </w:pPr>
+            <w:r>
+              <w:t>Pass</w:t>
+            </w:r>
           </w:p>
         </w:tc>
         <w:tc>
@@ -16130,6 +16293,9 @@
             <w:pPr>
               <w:spacing w:before="80" w:after="80"/>
             </w:pPr>
+            <w:r>
+              <w:t>pre-v1.11.0</w:t>
+            </w:r>
           </w:p>
         </w:tc>
       </w:tr>
@@ -16337,6 +16503,9 @@
             <w:pPr>
               <w:spacing w:before="80" w:after="80"/>
             </w:pPr>
+            <w:r>
+              <w:t>Pass</w:t>
+            </w:r>
           </w:p>
         </w:tc>
         <w:tc>
@@ -16360,6 +16529,9 @@
             <w:pPr>
               <w:spacing w:before="80" w:after="80"/>
             </w:pPr>
+            <w:r>
+              <w:t>pre-v1.11.0</w:t>
+            </w:r>
           </w:p>
         </w:tc>
       </w:tr>
@@ -16567,6 +16739,9 @@
             <w:pPr>
               <w:spacing w:before="80" w:after="80"/>
             </w:pPr>
+            <w:r>
+              <w:t>Pass</w:t>
+            </w:r>
           </w:p>
         </w:tc>
         <w:tc>
@@ -16590,6 +16765,9 @@
             <w:pPr>
               <w:spacing w:before="80" w:after="80"/>
             </w:pPr>
+            <w:r>
+              <w:t>pre-v1.11.0</w:t>
+            </w:r>
           </w:p>
         </w:tc>
       </w:tr>
@@ -16797,6 +16975,9 @@
             <w:pPr>
               <w:spacing w:before="80" w:after="80"/>
             </w:pPr>
+            <w:r>
+              <w:t>Pass</w:t>
+            </w:r>
           </w:p>
         </w:tc>
         <w:tc>
@@ -16820,6 +17001,9 @@
             <w:pPr>
               <w:spacing w:before="80" w:after="80"/>
             </w:pPr>
+            <w:r>
+              <w:t>pre-v1.11.0</w:t>
+            </w:r>
           </w:p>
         </w:tc>
       </w:tr>
@@ -17027,6 +17211,9 @@
             <w:pPr>
               <w:spacing w:before="80" w:after="80"/>
             </w:pPr>
+            <w:r>
+              <w:t>Pass</w:t>
+            </w:r>
           </w:p>
         </w:tc>
         <w:tc>
@@ -17050,6 +17237,9 @@
             <w:pPr>
               <w:spacing w:before="80" w:after="80"/>
             </w:pPr>
+            <w:r>
+              <w:t>pre-v1.11.0</w:t>
+            </w:r>
           </w:p>
         </w:tc>
       </w:tr>
@@ -17257,6 +17447,9 @@
             <w:pPr>
               <w:spacing w:before="80" w:after="80"/>
             </w:pPr>
+            <w:r>
+              <w:t>Pass</w:t>
+            </w:r>
           </w:p>
         </w:tc>
         <w:tc>
@@ -17280,6 +17473,9 @@
             <w:pPr>
               <w:spacing w:before="80" w:after="80"/>
             </w:pPr>
+            <w:r>
+              <w:t>pre-v1.11.0</w:t>
+            </w:r>
           </w:p>
         </w:tc>
       </w:tr>
@@ -17487,6 +17683,9 @@
             <w:pPr>
               <w:spacing w:before="80" w:after="80"/>
             </w:pPr>
+            <w:r>
+              <w:t>Pass</w:t>
+            </w:r>
           </w:p>
         </w:tc>
         <w:tc>
@@ -17510,6 +17709,9 @@
             <w:pPr>
               <w:spacing w:before="80" w:after="80"/>
             </w:pPr>
+            <w:r>
+              <w:t>pre-v1.11.0</w:t>
+            </w:r>
           </w:p>
         </w:tc>
       </w:tr>
@@ -18117,6 +18319,9 @@
             <w:pPr>
               <w:spacing w:before="80" w:after="80"/>
             </w:pPr>
+            <w:r>
+              <w:t>Pass</w:t>
+            </w:r>
           </w:p>
         </w:tc>
         <w:tc>
@@ -18140,6 +18345,9 @@
             <w:pPr>
               <w:spacing w:before="80" w:after="80"/>
             </w:pPr>
+            <w:r>
+              <w:t>pre-v1.11.0</w:t>
+            </w:r>
           </w:p>
         </w:tc>
       </w:tr>
@@ -18907,6 +19115,9 @@
             <w:pPr>
               <w:spacing w:before="80" w:after="80"/>
             </w:pPr>
+            <w:r>
+              <w:t>Pass</w:t>
+            </w:r>
           </w:p>
         </w:tc>
         <w:tc>
@@ -18930,6 +19141,9 @@
             <w:pPr>
               <w:spacing w:before="80" w:after="80"/>
             </w:pPr>
+            <w:r>
+              <w:t>pre-v1.11.0</w:t>
+            </w:r>
           </w:p>
         </w:tc>
       </w:tr>
@@ -19152,6 +19366,9 @@
             <w:pPr>
               <w:spacing w:before="80" w:after="80"/>
             </w:pPr>
+            <w:r>
+              <w:t>Pass</w:t>
+            </w:r>
           </w:p>
           <w:p>
             <w:pPr>
@@ -19190,6 +19407,9 @@
             <w:pPr>
               <w:spacing w:before="80" w:after="80"/>
             </w:pPr>
+            <w:r>
+              <w:t>pre-v1.11.0</w:t>
+            </w:r>
           </w:p>
           <w:p>
             <w:pPr>
@@ -19492,7 +19712,7 @@
               <w:spacing w:before="80" w:after="80"/>
             </w:pPr>
             <w:r>
-              <w:t>Partial (a.i + b ✓; a.iii in Sprint 5; c deferred Phase 7)</w:t>
+              <w:t>Pass</w:t>
             </w:r>
           </w:p>
           <w:p>
@@ -19533,7 +19753,7 @@
               <w:spacing w:before="80" w:after="80"/>
             </w:pPr>
             <w:r>
-              <w:t>2778b53,1879d8e</w:t>
+              <w:t>2778b53,1879d8e,625a152</w:t>
             </w:r>
           </w:p>
           <w:p>
@@ -19997,6 +20217,9 @@
             <w:pPr>
               <w:spacing w:before="80" w:after="80"/>
             </w:pPr>
+            <w:r>
+              <w:t>Pass</w:t>
+            </w:r>
           </w:p>
         </w:tc>
         <w:tc>
@@ -20020,6 +20243,9 @@
             <w:pPr>
               <w:spacing w:before="80" w:after="80"/>
             </w:pPr>
+            <w:r>
+              <w:t>pre-v1.11.0</w:t>
+            </w:r>
           </w:p>
         </w:tc>
       </w:tr>
@@ -20627,6 +20853,9 @@
             <w:pPr>
               <w:spacing w:before="80" w:after="80"/>
             </w:pPr>
+            <w:r>
+              <w:t>Pass</w:t>
+            </w:r>
           </w:p>
         </w:tc>
         <w:tc>
@@ -20650,6 +20879,9 @@
             <w:pPr>
               <w:spacing w:before="80" w:after="80"/>
             </w:pPr>
+            <w:r>
+              <w:t>pre-v1.11.0</w:t>
+            </w:r>
           </w:p>
         </w:tc>
       </w:tr>
@@ -21454,6 +21686,9 @@
             <w:pPr>
               <w:spacing w:before="80" w:after="80"/>
             </w:pPr>
+            <w:r>
+              <w:t>Pass</w:t>
+            </w:r>
           </w:p>
         </w:tc>
         <w:tc>
@@ -21477,6 +21712,9 @@
             <w:pPr>
               <w:spacing w:before="80" w:after="80"/>
             </w:pPr>
+            <w:r>
+              <w:t>pre-v1.11.0</w:t>
+            </w:r>
           </w:p>
         </w:tc>
       </w:tr>
@@ -21923,6 +22161,9 @@
             <w:pPr>
               <w:spacing w:before="80" w:after="80"/>
             </w:pPr>
+            <w:r>
+              <w:t>Pass (verified)</w:t>
+            </w:r>
           </w:p>
         </w:tc>
         <w:tc>
@@ -21946,6 +22187,9 @@
             <w:pPr>
               <w:spacing w:before="80" w:after="80"/>
             </w:pPr>
+            <w:r>
+              <w:t>pre-v1.11.0</w:t>
+            </w:r>
           </w:p>
         </w:tc>
       </w:tr>
@@ -22153,6 +22397,9 @@
             <w:pPr>
               <w:spacing w:before="80" w:after="80"/>
             </w:pPr>
+            <w:r>
+              <w:t>Pass (verified)</w:t>
+            </w:r>
           </w:p>
         </w:tc>
         <w:tc>
@@ -22176,6 +22423,9 @@
             <w:pPr>
               <w:spacing w:before="80" w:after="80"/>
             </w:pPr>
+            <w:r>
+              <w:t>pre-v1.11.0</w:t>
+            </w:r>
           </w:p>
         </w:tc>
       </w:tr>
@@ -22383,6 +22633,9 @@
             <w:pPr>
               <w:spacing w:before="80" w:after="80"/>
             </w:pPr>
+            <w:r>
+              <w:t>Pass (verified)</w:t>
+            </w:r>
           </w:p>
         </w:tc>
         <w:tc>
@@ -22406,6 +22659,9 @@
             <w:pPr>
               <w:spacing w:before="80" w:after="80"/>
             </w:pPr>
+            <w:r>
+              <w:t>pre-v1.11.0</w:t>
+            </w:r>
           </w:p>
         </w:tc>
       </w:tr>
@@ -22619,9 +22875,9 @@
             </w:tcMar>
           </w:tcPr>
           <w:p>
-            <w:pPr>
-              <w:spacing w:before="80" w:after="80"/>
-            </w:pPr>
+            <w:r>
+              <w:t>Pass</w:t>
+            </w:r>
           </w:p>
         </w:tc>
         <w:tc>
@@ -22642,9 +22898,9 @@
             </w:tcMar>
           </w:tcPr>
           <w:p>
-            <w:pPr>
-              <w:spacing w:before="80" w:after="80"/>
-            </w:pPr>
+            <w:r>
+              <w:t>pre-v1.11.0</w:t>
+            </w:r>
           </w:p>
         </w:tc>
       </w:tr>
@@ -22849,9 +23105,9 @@
             </w:tcMar>
           </w:tcPr>
           <w:p>
-            <w:pPr>
-              <w:spacing w:before="80" w:after="80"/>
-            </w:pPr>
+            <w:r>
+              <w:t>Pass</w:t>
+            </w:r>
           </w:p>
         </w:tc>
         <w:tc>
@@ -22872,9 +23128,9 @@
             </w:tcMar>
           </w:tcPr>
           <w:p>
-            <w:pPr>
-              <w:spacing w:before="80" w:after="80"/>
-            </w:pPr>
+            <w:r>
+              <w:t>pre-v1.11.0</w:t>
+            </w:r>
           </w:p>
         </w:tc>
       </w:tr>
@@ -23482,6 +23738,9 @@
             <w:pPr>
               <w:spacing w:before="80" w:after="80"/>
             </w:pPr>
+            <w:r>
+              <w:t>Pass</w:t>
+            </w:r>
           </w:p>
         </w:tc>
         <w:tc>
@@ -23505,6 +23764,9 @@
             <w:pPr>
               <w:spacing w:before="80" w:after="80"/>
             </w:pPr>
+            <w:r>
+              <w:t>pre-v1.11.0</w:t>
+            </w:r>
           </w:p>
         </w:tc>
       </w:tr>
@@ -23749,6 +24011,9 @@
             <w:pPr>
               <w:spacing w:before="80" w:after="80"/>
             </w:pPr>
+            <w:r>
+              <w:t>Pass</w:t>
+            </w:r>
           </w:p>
         </w:tc>
         <w:tc>
@@ -23772,6 +24037,9 @@
             <w:pPr>
               <w:spacing w:before="80" w:after="80"/>
             </w:pPr>
+            <w:r>
+              <w:t>pre-v1.11.0</w:t>
+            </w:r>
           </w:p>
         </w:tc>
       </w:tr>
@@ -23979,6 +24247,9 @@
             <w:pPr>
               <w:spacing w:before="80" w:after="80"/>
             </w:pPr>
+            <w:r>
+              <w:t>Pass</w:t>
+            </w:r>
           </w:p>
         </w:tc>
         <w:tc>
@@ -24002,6 +24273,9 @@
             <w:pPr>
               <w:spacing w:before="80" w:after="80"/>
             </w:pPr>
+            <w:r>
+              <w:t>pre-v1.11.0</w:t>
+            </w:r>
           </w:p>
         </w:tc>
       </w:tr>
@@ -24246,6 +24520,9 @@
             <w:pPr>
               <w:spacing w:before="80" w:after="80"/>
             </w:pPr>
+            <w:r>
+              <w:t>Pass</w:t>
+            </w:r>
           </w:p>
         </w:tc>
         <w:tc>
@@ -24269,6 +24546,9 @@
             <w:pPr>
               <w:spacing w:before="80" w:after="80"/>
             </w:pPr>
+            <w:r>
+              <w:t>pre-v1.11.0</w:t>
+            </w:r>
           </w:p>
         </w:tc>
       </w:tr>
@@ -24476,6 +24756,9 @@
             <w:pPr>
               <w:spacing w:before="80" w:after="80"/>
             </w:pPr>
+            <w:r>
+              <w:t>Pass</w:t>
+            </w:r>
           </w:p>
         </w:tc>
         <w:tc>
@@ -24499,6 +24782,9 @@
             <w:pPr>
               <w:spacing w:before="80" w:after="80"/>
             </w:pPr>
+            <w:r>
+              <w:t>pre-v1.11.0</w:t>
+            </w:r>
           </w:p>
         </w:tc>
       </w:tr>
@@ -24706,6 +24992,9 @@
             <w:pPr>
               <w:spacing w:before="80" w:after="80"/>
             </w:pPr>
+            <w:r>
+              <w:t>Pass</w:t>
+            </w:r>
           </w:p>
         </w:tc>
         <w:tc>
@@ -24729,6 +25018,9 @@
             <w:pPr>
               <w:spacing w:before="80" w:after="80"/>
             </w:pPr>
+            <w:r>
+              <w:t>pre-v1.11.0</w:t>
+            </w:r>
           </w:p>
         </w:tc>
       </w:tr>
@@ -25336,6 +25628,9 @@
             <w:pPr>
               <w:spacing w:before="80" w:after="80"/>
             </w:pPr>
+            <w:r>
+              <w:t>Pass</w:t>
+            </w:r>
           </w:p>
         </w:tc>
         <w:tc>
@@ -25359,6 +25654,9 @@
             <w:pPr>
               <w:spacing w:before="80" w:after="80"/>
             </w:pPr>
+            <w:r>
+              <w:t>pre-v1.11.0</w:t>
+            </w:r>
           </w:p>
         </w:tc>
       </w:tr>
@@ -25566,6 +25864,9 @@
             <w:pPr>
               <w:spacing w:before="80" w:after="80"/>
             </w:pPr>
+            <w:r>
+              <w:t>Pass</w:t>
+            </w:r>
           </w:p>
         </w:tc>
         <w:tc>
@@ -25589,6 +25890,9 @@
             <w:pPr>
               <w:spacing w:before="80" w:after="80"/>
             </w:pPr>
+            <w:r>
+              <w:t>pre-v1.11.0</w:t>
+            </w:r>
           </w:p>
         </w:tc>
       </w:tr>
@@ -25796,6 +26100,9 @@
             <w:pPr>
               <w:spacing w:before="80" w:after="80"/>
             </w:pPr>
+            <w:r>
+              <w:t>Pass</w:t>
+            </w:r>
           </w:p>
         </w:tc>
         <w:tc>
@@ -25819,6 +26126,9 @@
             <w:pPr>
               <w:spacing w:before="80" w:after="80"/>
             </w:pPr>
+            <w:r>
+              <w:t>pre-v1.11.0</w:t>
+            </w:r>
           </w:p>
         </w:tc>
       </w:tr>
@@ -26026,6 +26336,9 @@
             <w:pPr>
               <w:spacing w:before="80" w:after="80"/>
             </w:pPr>
+            <w:r>
+              <w:t>Pass</w:t>
+            </w:r>
           </w:p>
         </w:tc>
         <w:tc>
@@ -26049,6 +26362,9 @@
             <w:pPr>
               <w:spacing w:before="80" w:after="80"/>
             </w:pPr>
+            <w:r>
+              <w:t>pre-v1.11.0</w:t>
+            </w:r>
           </w:p>
         </w:tc>
       </w:tr>
@@ -26256,6 +26572,9 @@
             <w:pPr>
               <w:spacing w:before="80" w:after="80"/>
             </w:pPr>
+            <w:r>
+              <w:t>Pass</w:t>
+            </w:r>
           </w:p>
         </w:tc>
         <w:tc>
@@ -26279,6 +26598,9 @@
             <w:pPr>
               <w:spacing w:before="80" w:after="80"/>
             </w:pPr>
+            <w:r>
+              <w:t>pre-v1.11.0</w:t>
+            </w:r>
           </w:p>
         </w:tc>
       </w:tr>
@@ -26486,6 +26808,9 @@
             <w:pPr>
               <w:spacing w:before="80" w:after="80"/>
             </w:pPr>
+            <w:r>
+              <w:t>Pass</w:t>
+            </w:r>
           </w:p>
         </w:tc>
         <w:tc>
@@ -26509,6 +26834,9 @@
             <w:pPr>
               <w:spacing w:before="80" w:after="80"/>
             </w:pPr>
+            <w:r>
+              <w:t>pre-v1.11.0</w:t>
+            </w:r>
           </w:p>
         </w:tc>
       </w:tr>
@@ -27137,6 +27465,9 @@
             <w:pPr>
               <w:spacing w:before="80" w:after="80"/>
             </w:pPr>
+            <w:r>
+              <w:t>Pass</w:t>
+            </w:r>
           </w:p>
         </w:tc>
         <w:tc>
@@ -27160,6 +27491,9 @@
             <w:pPr>
               <w:spacing w:before="80" w:after="80"/>
             </w:pPr>
+            <w:r>
+              <w:t>pre-v1.11.0</w:t>
+            </w:r>
           </w:p>
         </w:tc>
       </w:tr>
@@ -27367,6 +27701,9 @@
             <w:pPr>
               <w:spacing w:before="80" w:after="80"/>
             </w:pPr>
+            <w:r>
+              <w:t>Pass</w:t>
+            </w:r>
           </w:p>
         </w:tc>
         <w:tc>
@@ -27390,6 +27727,9 @@
             <w:pPr>
               <w:spacing w:before="80" w:after="80"/>
             </w:pPr>
+            <w:r>
+              <w:t>pre-v1.11.0</w:t>
+            </w:r>
           </w:p>
         </w:tc>
       </w:tr>
@@ -27597,6 +27937,9 @@
             <w:pPr>
               <w:spacing w:before="80" w:after="80"/>
             </w:pPr>
+            <w:r>
+              <w:t>Pass</w:t>
+            </w:r>
           </w:p>
         </w:tc>
         <w:tc>
@@ -27620,6 +27963,9 @@
             <w:pPr>
               <w:spacing w:before="80" w:after="80"/>
             </w:pPr>
+            <w:r>
+              <w:t>pre-v1.11.0</w:t>
+            </w:r>
           </w:p>
         </w:tc>
       </w:tr>
@@ -27827,6 +28173,9 @@
             <w:pPr>
               <w:spacing w:before="80" w:after="80"/>
             </w:pPr>
+            <w:r>
+              <w:t>Pass</w:t>
+            </w:r>
           </w:p>
         </w:tc>
         <w:tc>
@@ -27850,6 +28199,9 @@
             <w:pPr>
               <w:spacing w:before="80" w:after="80"/>
             </w:pPr>
+            <w:r>
+              <w:t>pre-v1.11.0</w:t>
+            </w:r>
           </w:p>
         </w:tc>
       </w:tr>
@@ -28057,6 +28409,9 @@
             <w:pPr>
               <w:spacing w:before="80" w:after="80"/>
             </w:pPr>
+            <w:r>
+              <w:t>Pass</w:t>
+            </w:r>
           </w:p>
         </w:tc>
         <w:tc>
@@ -28080,6 +28435,9 @@
             <w:pPr>
               <w:spacing w:before="80" w:after="80"/>
             </w:pPr>
+            <w:r>
+              <w:t>pre-v1.11.0</w:t>
+            </w:r>
           </w:p>
         </w:tc>
       </w:tr>
@@ -28287,6 +28645,9 @@
             <w:pPr>
               <w:spacing w:before="80" w:after="80"/>
             </w:pPr>
+            <w:r>
+              <w:t>Pass</w:t>
+            </w:r>
           </w:p>
         </w:tc>
         <w:tc>
@@ -28310,6 +28671,9 @@
             <w:pPr>
               <w:spacing w:before="80" w:after="80"/>
             </w:pPr>
+            <w:r>
+              <w:t>pre-v1.11.0</w:t>
+            </w:r>
           </w:p>
         </w:tc>
       </w:tr>
@@ -28517,6 +28881,9 @@
             <w:pPr>
               <w:spacing w:before="80" w:after="80"/>
             </w:pPr>
+            <w:r>
+              <w:t>Pass</w:t>
+            </w:r>
           </w:p>
         </w:tc>
         <w:tc>
@@ -28540,6 +28907,9 @@
             <w:pPr>
               <w:spacing w:before="80" w:after="80"/>
             </w:pPr>
+            <w:r>
+              <w:t>pre-v1.11.0</w:t>
+            </w:r>
           </w:p>
         </w:tc>
       </w:tr>
